--- a/icr_paper/ICR_paper_japanese.docx
+++ b/icr_paper/ICR_paper_japanese.docx
@@ -55,10 +55,38 @@
         <w:rPr>
           <w:rFonts w:ascii="Times New Roman" w:hAnsi="Times New Roman"/>
           <w:b w:val="0"/>
+          <w:i/>
+          <w:sz w:val="24"/>
+        </w:rPr>
+        <w:t>Running head: LINKO: Information Contribution Ratio for Meta-Analysis Validity</w:t>
+      </w:r>
+    </w:p>
+    <w:p>
+      <w:pPr>
+        <w:spacing w:line="480" w:lineRule="auto"/>
+      </w:pPr>
+      <w:r>
+        <w:rPr>
+          <w:rFonts w:ascii="Times New Roman" w:hAnsi="Times New Roman"/>
+          <w:b w:val="0"/>
           <w:i w:val="0"/>
           <w:sz w:val="24"/>
         </w:rPr>
-        <w:t>[著者名]</w:t>
+      </w:r>
+    </w:p>
+    <w:p>
+      <w:pPr>
+        <w:spacing w:line="480" w:lineRule="auto"/>
+        <w:jc w:val="center"/>
+      </w:pPr>
+      <w:r>
+        <w:rPr>
+          <w:rFonts w:ascii="Times New Roman" w:hAnsi="Times New Roman"/>
+          <w:b w:val="0"/>
+          <w:i w:val="0"/>
+          <w:sz w:val="24"/>
+        </w:rPr>
+        <w:t>大西達輝 [ORCID: https://orcid.org/XXXX-XXXX-XXXX-XXXX]</w:t>
       </w:r>
     </w:p>
     <w:p>
@@ -101,7 +129,7 @@
           <w:i w:val="0"/>
           <w:sz w:val="24"/>
         </w:rPr>
-        <w:t>責任著者: [氏名, メールアドレス]</w:t>
+        <w:t>責任著者: 大西達輝, [メールアドレス], ORCID: https://orcid.org/XXXX-XXXX-XXXX-XXXX</w:t>
       </w:r>
     </w:p>
     <w:p>
@@ -131,6 +159,26 @@
           <w:b/>
           <w:sz w:val="24"/>
         </w:rPr>
+        <w:t xml:space="preserve">目的: </w:t>
+      </w:r>
+      <w:r>
+        <w:rPr>
+          <w:rFonts w:ascii="Times New Roman" w:hAnsi="Times New Roman"/>
+          <w:sz w:val="24"/>
+        </w:rPr>
+        <w:t>LINKO (Latent Information Normalization for Key Outcomes) フレームワークを導入し、メタ解析に参入する各研究間でエンドポイント変数が同等の情報的重みを持つかを評価する新しい診断指標としてInformation Contribution Ratio (ICR)を提案する。</w:t>
+      </w:r>
+    </w:p>
+    <w:p>
+      <w:pPr>
+        <w:spacing w:line="480" w:lineRule="auto"/>
+      </w:pPr>
+      <w:r>
+        <w:rPr>
+          <w:rFonts w:ascii="Times New Roman" w:hAnsi="Times New Roman"/>
+          <w:b/>
+          <w:sz w:val="24"/>
+        </w:rPr>
         <w:t xml:space="preserve">背景: </w:t>
       </w:r>
       <w:r>
@@ -138,7 +186,7 @@
           <w:rFonts w:ascii="Times New Roman" w:hAnsi="Times New Roman"/>
           <w:sz w:val="24"/>
         </w:rPr>
-        <w:t>メタ解析は複数のランダム化比較試験(RCT)のエンドポイントレベルの結果をプールして合成エビデンスを生成する。しかし、各RCTは異なる数・種類の変数を収集しており、エンドポイントが総情報空間に占める割合は研究間で大きく異なりうる。この構造的異質性を定量化する既存のフレームワークは存在しない。</w:t>
+        <w:t>メタ解析は複数のランダム化比較試験(RCT)のエンドポイントレベルの効果量をプールする。しかし、各RCTは異なる数の変数を収集しており、エンドポイントが総情報空間に占める割合は研究間で大きく異なりうる。この構造的異質性はI²やτ²などの既存の指標では捉えられない。</w:t>
       </w:r>
     </w:p>
     <w:p>
@@ -158,7 +206,7 @@
           <w:rFonts w:ascii="Times New Roman" w:hAnsi="Times New Roman"/>
           <w:sz w:val="24"/>
         </w:rPr>
-        <w:t>LINKO (Latent Information Normalization for Key Outcomes) フレームワークを提案する。エンドポイントに帰属する総データ情報の割合として定義されるInformation Contribution Ratio (ICR)を中心に、2つのアプローチを開発した: (1) Table 1要約統計量から計算可能な分散ベースアプローチ(ICR_v)、(2) 個票データを用いるPCAベースアプローチ(ICR_pca)。また、ICRを色とサイズの次元でエンコードする新しい可視化手法Prism Forest Plotを導入した。モンテカルロシミュレーション(100反復×3シナリオ)、実社会メタ解析2領域(スタチン療法、強化血糖コントロール)、International Stroke Trial (IST)データセット(19,435名、25変数、8か国)でのPCA検証、早期収束分析(500反復)により検証した。Leave-one-out感度分析で頑健性を評価した。シミュレーション研究はADEMPフレームワークに準拠して報告する。</w:t>
+        <w:t>ICRを研究の総データ情報のうちエンドポイントに帰属する割合として定義する。2つの相補的アプローチを開発した: (1) Table 1要約統計量から計算可能な分散ベースアプローチ(ICR_std = d/D)、(2) 個票データ(IPD)を用いるPCAベースアプローチ(ICR_pca)。また、ICRを色と点サイズの次元でエンコードする新しい可視化手法Prism Forest Plotを導入した。モンテカルロシミュレーション(100反復×3シナリオ、ADEMPフレームワークに準拠して報告)、実社会メタ解析2領域(スタチン療法、強化血糖コントロール)の分析、International Stroke Trial (IST)データセット(19,435名、25変数、8か国サブスタディ)でのPCA検証、Leave-one-out感度分析、早期収束シミュレーション(500反復)により検証した。</w:t>
       </w:r>
     </w:p>
     <w:p>
@@ -178,7 +226,7 @@
           <w:rFonts w:ascii="Times New Roman" w:hAnsi="Times New Roman"/>
           <w:sz w:val="24"/>
         </w:rPr>
-        <w:t>シミュレーションでは、異質なICRを持つ研究群は均一ICR群より高い平均I²(11.7% vs 11.0%)を示した。実データでは、安定したスタチンメタ解析はICRD = 0.009(I² = 0.0%)、異質な血糖コントロールはICRD = 0.048(I² = 17.0%)であった。Prism Forest Plotはこの違いを視覚的に明示した。IST PCA解析では、ICR_pca(loading法)は0.046-0.180(CV = 0.36)と大きく変動し、回帰法ICR_pcaは14日死亡率と強く相関した(r = 0.90, p = 0.003)。Leave-one-out分析で頑健性を確認(r = 0.84-0.95, 全てp &lt; 0.02)。早期収束シミュレーションでは、LINKO最適化戦略がI² &lt; 25%到達までの平均研究数が最少であった(3.14 vs 3.19-3.20)。</w:t>
+        <w:t>シミュレーションでは、異質なICRを持つ研究群は均一ICR群より高い平均I²(11.7% vs 11.0%)を示した。実データでは、安定したメタ解析(スタチン療法)はICRD = 0.009(I² = 0.0%)と低く、異質なメタ解析(血糖コントロール)はICRD = 0.048(I² = 17.0%)と高かった。IST国別サブスタディ間でPCAベースICRは4倍の変動を示し(ICR_pca loading: 0.046-0.180, CV = 0.36)、回帰法ICR_pcaは14日死亡率と強く相関した(r = 0.90, p = 0.003)。Leave-one-out分析で頑健性を確認(r = 0.84-0.95, 全てp &lt; 0.02)。Prism Forest Plotは標準フォレストプロットでは見えない構造的異質性を視覚的に明示した。</w:t>
       </w:r>
     </w:p>
     <w:p>
@@ -198,7 +246,7 @@
           <w:rFonts w:ascii="Times New Roman" w:hAnsi="Times New Roman"/>
           <w:sz w:val="24"/>
         </w:rPr>
-        <w:t>LINKOフレームワークは、メタ解析においてエンドポイント変数が研究間で同等の情報的重みを持つかを評価する新しい計算可能な診断ツールを提供する。Prism Forest Plotにより構造的異質性の即座の視覚的評価が可能となる。ICR discrepancyはI²、τ²とともに報告され、エビデンス統合の透明性向上に寄与すべきである。</w:t>
+        <w:t>LINKOはメタ解析における研究の構造的比較可能性を評価する計算可能な診断フレームワークを提供する。ICR discrepancyをI²およびτ²とともに報告し、エビデンス統合の透明性向上に寄与することを推奨する。</w:t>
       </w:r>
     </w:p>
     <w:p>
@@ -218,7 +266,27 @@
           <w:rFonts w:ascii="Times New Roman" w:hAnsi="Times New Roman"/>
           <w:sz w:val="24"/>
         </w:rPr>
-        <w:t>LINKO, メタ解析, 異質性, 情報寄与比, Prism Forest Plot, ランダム化比較試験, エビデンス統合, 主成分分析, 個票データ</w:t>
+        <w:t>メタ解析, 異質性, 情報寄与比, エビデンス統合, 主成分分析, 個票データ, フォレストプロット</w:t>
+      </w:r>
+    </w:p>
+    <w:p>
+      <w:pPr>
+        <w:spacing w:line="480" w:lineRule="auto"/>
+      </w:pPr>
+      <w:r>
+        <w:rPr>
+          <w:rFonts w:ascii="Times New Roman" w:hAnsi="Times New Roman"/>
+          <w:b/>
+          <w:sz w:val="24"/>
+        </w:rPr>
+        <w:t xml:space="preserve">Research Synthesis Keywords: </w:t>
+      </w:r>
+      <w:r>
+        <w:rPr>
+          <w:rFonts w:ascii="Times New Roman" w:hAnsi="Times New Roman"/>
+          <w:sz w:val="24"/>
+        </w:rPr>
+        <w:t>meta-analysis heterogeneity diagnostics; structural heterogeneity; individual participant data synthesis; novel visualization methods; simulation study</w:t>
       </w:r>
     </w:p>
     <w:p>
@@ -235,7 +303,7 @@
           <w:rFonts w:ascii="Times New Roman" w:hAnsi="Times New Roman"/>
           <w:color w:val="000000"/>
         </w:rPr>
-        <w:t>背景</w:t>
+        <w:t>序論</w:t>
       </w:r>
     </w:p>
     <w:p>
@@ -559,7 +627,7 @@
           <w:i w:val="0"/>
           <w:sz w:val="24"/>
         </w:rPr>
-        <w:t>ADEMPフレームワーク[2,3]に準拠してシミュレーション研究を報告する。</w:t>
+        <w:t>ADEMPフレームワーク[3,4]に準拠してシミュレーション研究を報告する。</w:t>
       </w:r>
     </w:p>
     <w:p>
@@ -673,7 +741,7 @@
           <w:rFonts w:ascii="Times New Roman" w:hAnsi="Times New Roman"/>
           <w:sz w:val="24"/>
         </w:rPr>
-        <w:t>5つのRCT (4S, WOSCOPS, CARE, LIPID, AFCAPS) [5-9]。</w:t>
+        <w:t>5つのRCT (4S, WOSCOPS, CARE, LIPID, AFCAPS) [6-10]。</w:t>
       </w:r>
     </w:p>
     <w:p>
@@ -693,7 +761,7 @@
           <w:rFonts w:ascii="Times New Roman" w:hAnsi="Times New Roman"/>
           <w:sz w:val="24"/>
         </w:rPr>
-        <w:t>4つのRCT (UKPDS 33, ACCORD, ADVANCE, VADT) [10-13]。</w:t>
+        <w:t>4つのRCT (UKPDS 33, ACCORD, ADVANCE, VADT) [11-14]。</w:t>
       </w:r>
     </w:p>
     <w:p>
@@ -719,7 +787,7 @@
           <w:i w:val="0"/>
           <w:sz w:val="24"/>
         </w:rPr>
-        <w:t>IST [14,15]の19,435名、25変数、8か国コホートをサブスタディとして使用。Leave-one-out感度分析で頑健性を評価。</w:t>
+        <w:t>IST [15,16]の19,435名、25変数、8か国コホートをサブスタディとして使用。Leave-one-out感度分析で頑健性を評価。</w:t>
       </w:r>
     </w:p>
     <w:p>
@@ -4802,7 +4870,7 @@
           <w:rFonts w:ascii="Times New Roman" w:hAnsi="Times New Roman"/>
           <w:color w:val="000000"/>
         </w:rPr>
-        <w:t>データと資料の利用可能性</w:t>
+        <w:t>データ利用可能性声明</w:t>
       </w:r>
     </w:p>
     <w:p>
@@ -4816,7 +4884,7 @@
           <w:i w:val="0"/>
           <w:sz w:val="24"/>
         </w:rPr>
-        <w:t>ISTデータセットはエディンバラ大学から公開されている。コード: https://github.com/bougtoir/wip/tree/devin/1774353301-icr-paper/icr_paper</w:t>
+        <w:t>ISTデータセットはエディンバラ大学から公開されている(https://datashare.ed.ac.uk/handle/10283/128)。全ての分析コードは以下で公開: https://github.com/bougtoir/wip/tree/devin/1774353301-icr-paper/icr_paper</w:t>
       </w:r>
     </w:p>
     <w:p>
@@ -4880,7 +4948,7 @@
           <w:rFonts w:ascii="Times New Roman" w:hAnsi="Times New Roman"/>
           <w:color w:val="000000"/>
         </w:rPr>
-        <w:t>著者の貢献</w:t>
+        <w:t>著者の貢献 (CRediT Taxonomy)</w:t>
       </w:r>
     </w:p>
     <w:p>
@@ -4894,7 +4962,7 @@
           <w:i w:val="0"/>
           <w:sz w:val="24"/>
         </w:rPr>
-        <w:t>[記入予定]</w:t>
+        <w:t>[記入予定。例: 概念化: T.O.; 方法論: T.O.; ソフトウェア: T.O.; 形式分析: T.O.; 執筆 - 原稿: T.O.; 執筆 - 査読・編集: T.O.]</w:t>
       </w:r>
     </w:p>
     <w:p>
@@ -4965,7 +5033,7 @@
           <w:i w:val="0"/>
           <w:sz w:val="24"/>
         </w:rPr>
-        <w:t>2. Morris TP, White IR, Crowther MJ. Stat Med. 2019;38(11):2074-2102.</w:t>
+        <w:t>2. Higgins JPT, Thomas J, Chandler J, et al. Cochrane Handbook for Systematic Reviews of Interventions. Version 6.3. Cochrane; 2022.</w:t>
       </w:r>
     </w:p>
     <w:p>
@@ -4979,7 +5047,7 @@
           <w:i w:val="0"/>
           <w:sz w:val="24"/>
         </w:rPr>
-        <w:t>3. Siepe BS, et al. Psychol Methods. 2024.</w:t>
+        <w:t>3. Morris TP, White IR, Crowther MJ. Stat Med. 2019;38(11):2074-2102.</w:t>
       </w:r>
     </w:p>
     <w:p>
@@ -4993,7 +5061,7 @@
           <w:i w:val="0"/>
           <w:sz w:val="24"/>
         </w:rPr>
-        <w:t>4. DerSimonian R, Laird N. Control Clin Trials. 1986;7(3):177-188.</w:t>
+        <w:t>4. Siepe BS, et al. Psychol Methods. 2024.</w:t>
       </w:r>
     </w:p>
     <w:p>
@@ -5007,7 +5075,7 @@
           <w:i w:val="0"/>
           <w:sz w:val="24"/>
         </w:rPr>
-        <w:t>5. 4S Study Group. Lancet. 1994;344:1383-1389.</w:t>
+        <w:t>5. DerSimonian R, Laird N. Control Clin Trials. 1986;7(3):177-188.</w:t>
       </w:r>
     </w:p>
     <w:p>
@@ -5021,7 +5089,7 @@
           <w:i w:val="0"/>
           <w:sz w:val="24"/>
         </w:rPr>
-        <w:t>6. Shepherd J, et al. N Engl J Med. 1995;333:1301-1307.</w:t>
+        <w:t>6. 4S Study Group. Lancet. 1994;344:1383-1389.</w:t>
       </w:r>
     </w:p>
     <w:p>
@@ -5035,7 +5103,7 @@
           <w:i w:val="0"/>
           <w:sz w:val="24"/>
         </w:rPr>
-        <w:t>7. Sacks FM, et al. N Engl J Med. 1996;335:1001-1009.</w:t>
+        <w:t>7. Shepherd J, et al. N Engl J Med. 1995;333:1301-1307.</w:t>
       </w:r>
     </w:p>
     <w:p>
@@ -5049,7 +5117,7 @@
           <w:i w:val="0"/>
           <w:sz w:val="24"/>
         </w:rPr>
-        <w:t>8. LIPID Study Group. N Engl J Med. 1998;339:1349-1357.</w:t>
+        <w:t>8. Sacks FM, et al. N Engl J Med. 1996;335:1001-1009.</w:t>
       </w:r>
     </w:p>
     <w:p>
@@ -5063,7 +5131,7 @@
           <w:i w:val="0"/>
           <w:sz w:val="24"/>
         </w:rPr>
-        <w:t>9. Downs JR, et al. JAMA. 1998;279:1615-1622.</w:t>
+        <w:t>9. LIPID Study Group. N Engl J Med. 1998;339:1349-1357.</w:t>
       </w:r>
     </w:p>
     <w:p>
@@ -5077,7 +5145,7 @@
           <w:i w:val="0"/>
           <w:sz w:val="24"/>
         </w:rPr>
-        <w:t>10. UKPDS Group. Lancet. 1998;352:837-853.</w:t>
+        <w:t>10. Downs JR, et al. JAMA. 1998;279:1615-1622.</w:t>
       </w:r>
     </w:p>
     <w:p>
@@ -5091,7 +5159,7 @@
           <w:i w:val="0"/>
           <w:sz w:val="24"/>
         </w:rPr>
-        <w:t>11. ACCORD. N Engl J Med. 2008;358:2545-2559.</w:t>
+        <w:t>11. UKPDS Group. Lancet. 1998;352:837-853.</w:t>
       </w:r>
     </w:p>
     <w:p>
@@ -5105,7 +5173,7 @@
           <w:i w:val="0"/>
           <w:sz w:val="24"/>
         </w:rPr>
-        <w:t>12. ADVANCE. N Engl J Med. 2008;358:2560-2572.</w:t>
+        <w:t>12. ACCORD. N Engl J Med. 2008;358:2545-2559.</w:t>
       </w:r>
     </w:p>
     <w:p>
@@ -5119,7 +5187,7 @@
           <w:i w:val="0"/>
           <w:sz w:val="24"/>
         </w:rPr>
-        <w:t>13. Duckworth W, et al. N Engl J Med. 2009;360:129-139.</w:t>
+        <w:t>13. ADVANCE. N Engl J Med. 2008;358:2560-2572.</w:t>
       </w:r>
     </w:p>
     <w:p>
@@ -5133,7 +5201,7 @@
           <w:i w:val="0"/>
           <w:sz w:val="24"/>
         </w:rPr>
-        <w:t>14. IST Collaborative Group. Lancet. 1997;349:1569-1581.</w:t>
+        <w:t>14. Duckworth W, et al. N Engl J Med. 2009;360:129-139.</w:t>
       </w:r>
     </w:p>
     <w:p>
@@ -5147,7 +5215,7 @@
           <w:i w:val="0"/>
           <w:sz w:val="24"/>
         </w:rPr>
-        <w:t>15. Sandercock PAG, et al. Trials. 2011;12:101.</w:t>
+        <w:t>15. IST Collaborative Group. Lancet. 1997;349:1569-1581.</w:t>
       </w:r>
     </w:p>
     <w:p>
@@ -5161,7 +5229,7 @@
           <w:i w:val="0"/>
           <w:sz w:val="24"/>
         </w:rPr>
-        <w:t>16. Donoho DL. AMS Math Challenges Lecture. 2000:1-32.</w:t>
+        <w:t>16. Sandercock PAG, et al. Trials. 2011;12:101.</w:t>
       </w:r>
     </w:p>
     <w:p>
@@ -5175,7 +5243,49 @@
           <w:i w:val="0"/>
           <w:sz w:val="24"/>
         </w:rPr>
-        <w:t>17. Riley RD, et al. BMJ. 2010;340:c221.</w:t>
+        <w:t>17. Donoho DL. AMS Math Challenges Lecture. 2000:1-32.</w:t>
+      </w:r>
+    </w:p>
+    <w:p>
+      <w:pPr>
+        <w:spacing w:line="480" w:lineRule="auto"/>
+      </w:pPr>
+      <w:r>
+        <w:rPr>
+          <w:rFonts w:ascii="Times New Roman" w:hAnsi="Times New Roman"/>
+          <w:b w:val="0"/>
+          <w:i w:val="0"/>
+          <w:sz w:val="24"/>
+        </w:rPr>
+        <w:t>18. Schild AHE, Voracek M. Res Synth Methods. 2013;4(3):209-219.</w:t>
+      </w:r>
+    </w:p>
+    <w:p>
+      <w:pPr>
+        <w:spacing w:line="480" w:lineRule="auto"/>
+      </w:pPr>
+      <w:r>
+        <w:rPr>
+          <w:rFonts w:ascii="Times New Roman" w:hAnsi="Times New Roman"/>
+          <w:b w:val="0"/>
+          <w:i w:val="0"/>
+          <w:sz w:val="24"/>
+        </w:rPr>
+        <w:t>19. Peters JL, et al. J Clin Epidemiol. 2008;61(10):991-996.</w:t>
+      </w:r>
+    </w:p>
+    <w:p>
+      <w:pPr>
+        <w:spacing w:line="480" w:lineRule="auto"/>
+      </w:pPr>
+      <w:r>
+        <w:rPr>
+          <w:rFonts w:ascii="Times New Roman" w:hAnsi="Times New Roman"/>
+          <w:b w:val="0"/>
+          <w:i w:val="0"/>
+          <w:sz w:val="24"/>
+        </w:rPr>
+        <w:t>20. Doi SAR, et al. Contemp Clin Trials. 2015;45:130-138.</w:t>
       </w:r>
     </w:p>
     <w:sectPr>

--- a/icr_paper/ICR_paper_japanese.docx
+++ b/icr_paper/ICR_paper_japanese.docx
@@ -166,7 +166,7 @@
           <w:rFonts w:ascii="Times New Roman" w:hAnsi="Times New Roman"/>
           <w:sz w:val="24"/>
         </w:rPr>
-        <w:t>LINKO (Latent Information Normalization for Key Outcomes) フレームワークを導入し、メタ解析に参入する各研究間でエンドポイント変数が同等の情報的重みを持つかを評価する新しい診断指標としてInformation Contribution Ratio (ICR)を提案する。</w:t>
+        <w:t>LINKO (Latent Information Normalization for Key Outcomes) フレームワークを導入し、メタ解析における各研究間でエンドポイント変数が同等の情報的重みを持つかを評価する診断指標としてInformation Contribution Ratio (ICR)を提案する。</w:t>
       </w:r>
     </w:p>
     <w:p>
@@ -186,7 +186,7 @@
           <w:rFonts w:ascii="Times New Roman" w:hAnsi="Times New Roman"/>
           <w:sz w:val="24"/>
         </w:rPr>
-        <w:t>メタ解析は複数のランダム化比較試験(RCT)のエンドポイントレベルの効果量をプールする。しかし、各RCTは異なる数の変数を収集しており、エンドポイントが総情報空間に占める割合は研究間で大きく異なりうる。この構造的異質性はI²やτ²などの既存の指標では捉えられない。</w:t>
+        <w:t>メタ解析は複数のRCTの効果量をプールするが、各RCTは異なる数の変数を収集しており、エンドポイントが総情報空間に占める割合は研究間で大きく異なりうる。この構造的異質性はI²やτ²では捉えられない。</w:t>
       </w:r>
     </w:p>
     <w:p>
@@ -206,7 +206,7 @@
           <w:rFonts w:ascii="Times New Roman" w:hAnsi="Times New Roman"/>
           <w:sz w:val="24"/>
         </w:rPr>
-        <w:t>ICRを研究の総データ情報のうちエンドポイントに帰属する割合として定義する。2つの相補的アプローチを開発した: (1) Table 1要約統計量から計算可能な分散ベースアプローチ(ICR_std = d/D)、(2) 個票データ(IPD)を用いるPCAベースアプローチ(ICR_pca)。また、ICRを色と点サイズの次元でエンコードする新しい可視化手法Prism Forest Plotを導入した。モンテカルロシミュレーション(100反復×3シナリオ、ADEMPフレームワークに準拠して報告)、実社会メタ解析2領域(スタチン療法、強化血糖コントロール)の分析、International Stroke Trial (IST)データセット(19,435名、25変数、8か国サブスタディ)でのPCA検証、Leave-one-out感度分析、早期収束シミュレーション(500反復)により検証した。</w:t>
+        <w:t>ICRを研究の総データ情報のうちエンドポイントに帰属する割合として定義する。2つのアプローチを開発: (1) Table 1統計量から計算可能な分散ベース(ICR_std = d/D)、(2) 個票データを用いるPCAベース(ICR_pca)。ICRを色とサイズでエンコードするPrism Forest Plotを導入。モンテカルロシミュレーション(ADEMPフレームワーク)、実社会2領域、ISTデータセット(19,435名、8か国サブスタディ)でのPCA検証、Leave-one-out感度分析により検証した。</w:t>
       </w:r>
     </w:p>
     <w:p>
@@ -226,7 +226,7 @@
           <w:rFonts w:ascii="Times New Roman" w:hAnsi="Times New Roman"/>
           <w:sz w:val="24"/>
         </w:rPr>
-        <w:t>シミュレーションでは、異質なICRを持つ研究群は均一ICR群より高い平均I²(11.7% vs 11.0%)を示した。実データでは、安定したメタ解析(スタチン療法)はICRD = 0.009(I² = 0.0%)と低く、異質なメタ解析(血糖コントロール)はICRD = 0.048(I² = 17.0%)と高かった。IST国別サブスタディ間でPCAベースICRは4倍の変動を示し(ICR_pca loading: 0.046-0.180, CV = 0.36)、回帰法ICR_pcaは14日死亡率と強く相関した(r = 0.90, p = 0.003)。Leave-one-out分析で頑健性を確認(r = 0.84-0.95, 全てp &lt; 0.02)。Prism Forest Plotは標準フォレストプロットでは見えない構造的異質性を視覚的に明示した。</w:t>
+        <w:t>シミュレーションで異質ICR群は均一群より高いI²を示した(11.7% vs 11.0%)。実データでスタチン療法(低ICRD = 0.009)はI² = 0.0%、血糖コントロール(ICRD = 0.048)はI² = 17.0%。IST国別サブスタディでPCAベースICRは4倍変動(CV = 0.36)、回帰法ICR_pcaは14日死亡率と相関(r = 0.90, p = 0.003)、Leave-one-out分析で頑健(r = 0.84-0.95, 全p &lt; 0.02)。</w:t>
       </w:r>
     </w:p>
     <w:p>
@@ -246,7 +246,7 @@
           <w:rFonts w:ascii="Times New Roman" w:hAnsi="Times New Roman"/>
           <w:sz w:val="24"/>
         </w:rPr>
-        <w:t>LINKOはメタ解析における研究の構造的比較可能性を評価する計算可能な診断フレームワークを提供する。ICR discrepancyをI²およびτ²とともに報告し、エビデンス統合の透明性向上に寄与することを推奨する。</w:t>
+        <w:t>LINKOはメタ解析の構造的比較可能性を評価する計算可能な診断ツールを提供する。ICR discrepancyをI²・τ²とともに報告することを推奨する。</w:t>
       </w:r>
     </w:p>
     <w:p>
@@ -287,6 +287,199 @@
           <w:sz w:val="24"/>
         </w:rPr>
         <w:t>meta-analysis heterogeneity diagnostics; structural heterogeneity; individual participant data synthesis; novel visualization methods; simulation study</w:t>
+      </w:r>
+    </w:p>
+    <w:p>
+      <w:r>
+        <w:br w:type="page"/>
+      </w:r>
+    </w:p>
+    <w:p>
+      <w:pPr>
+        <w:pStyle w:val="Heading2"/>
+      </w:pPr>
+      <w:r>
+        <w:rPr>
+          <w:rFonts w:ascii="Times New Roman" w:hAnsi="Times New Roman"/>
+          <w:color w:val="000000"/>
+        </w:rPr>
+        <w:t>既知の知見 (What is already known)</w:t>
+      </w:r>
+    </w:p>
+    <w:p>
+      <w:pPr>
+        <w:spacing w:line="480" w:lineRule="auto"/>
+      </w:pPr>
+      <w:r>
+        <w:rPr>
+          <w:rFonts w:ascii="Times New Roman" w:hAnsi="Times New Roman"/>
+          <w:b w:val="0"/>
+          <w:i w:val="0"/>
+          <w:sz w:val="24"/>
+        </w:rPr>
+        <w:t>• メタ解析の異質性はI²およびτ²で評価され、研究間の統計的変動を捉える。</w:t>
+      </w:r>
+    </w:p>
+    <w:p>
+      <w:pPr>
+        <w:spacing w:line="480" w:lineRule="auto"/>
+      </w:pPr>
+      <w:r>
+        <w:rPr>
+          <w:rFonts w:ascii="Times New Roman" w:hAnsi="Times New Roman"/>
+          <w:b w:val="0"/>
+          <w:i w:val="0"/>
+          <w:sz w:val="24"/>
+        </w:rPr>
+        <w:t>• 異質性の源泉は臨床的、方法論的、統計的多様性に分類される。</w:t>
+      </w:r>
+    </w:p>
+    <w:p>
+      <w:pPr>
+        <w:spacing w:line="480" w:lineRule="auto"/>
+      </w:pPr>
+      <w:r>
+        <w:rPr>
+          <w:rFonts w:ascii="Times New Roman" w:hAnsi="Times New Roman"/>
+          <w:b w:val="0"/>
+          <w:i w:val="0"/>
+          <w:sz w:val="24"/>
+        </w:rPr>
+        <w:t>• RCT間で収集される変数の数や種類の違いは認識されているが、現行のメタ解析では正式に定量化されていない。</w:t>
+      </w:r>
+    </w:p>
+    <w:p>
+      <w:pPr>
+        <w:spacing w:line="480" w:lineRule="auto"/>
+      </w:pPr>
+      <w:r>
+        <w:rPr>
+          <w:rFonts w:ascii="Times New Roman" w:hAnsi="Times New Roman"/>
+          <w:b w:val="0"/>
+          <w:i w:val="0"/>
+          <w:sz w:val="24"/>
+        </w:rPr>
+      </w:r>
+    </w:p>
+    <w:p>
+      <w:pPr>
+        <w:pStyle w:val="Heading2"/>
+      </w:pPr>
+      <w:r>
+        <w:rPr>
+          <w:rFonts w:ascii="Times New Roman" w:hAnsi="Times New Roman"/>
+          <w:color w:val="000000"/>
+        </w:rPr>
+        <w:t>新規性 (What is new)</w:t>
+      </w:r>
+    </w:p>
+    <w:p>
+      <w:pPr>
+        <w:spacing w:line="480" w:lineRule="auto"/>
+      </w:pPr>
+      <w:r>
+        <w:rPr>
+          <w:rFonts w:ascii="Times New Roman" w:hAnsi="Times New Roman"/>
+          <w:b w:val="0"/>
+          <w:i w:val="0"/>
+          <w:sz w:val="24"/>
+        </w:rPr>
+        <w:t>• Information Contribution Ratio (ICR)を提案: 研究の総データ情報のうちエンドポイントが占める割合を、Table 1要約統計量から計算可能。</w:t>
+      </w:r>
+    </w:p>
+    <w:p>
+      <w:pPr>
+        <w:spacing w:line="480" w:lineRule="auto"/>
+      </w:pPr>
+      <w:r>
+        <w:rPr>
+          <w:rFonts w:ascii="Times New Roman" w:hAnsi="Times New Roman"/>
+          <w:b w:val="0"/>
+          <w:i w:val="0"/>
+          <w:sz w:val="24"/>
+        </w:rPr>
+        <w:t>• 個票データ用のPCAベースICRアプローチを導入: エンドポイントの完全な共分散構造を捉える。</w:t>
+      </w:r>
+    </w:p>
+    <w:p>
+      <w:pPr>
+        <w:spacing w:line="480" w:lineRule="auto"/>
+      </w:pPr>
+      <w:r>
+        <w:rPr>
+          <w:rFonts w:ascii="Times New Roman" w:hAnsi="Times New Roman"/>
+          <w:b w:val="0"/>
+          <w:i w:val="0"/>
+          <w:sz w:val="24"/>
+        </w:rPr>
+        <w:t>• Prism Forest Plotにより、ICRを色と点サイズで可視化し、構造的異質性を即座に識別可能。</w:t>
+      </w:r>
+    </w:p>
+    <w:p>
+      <w:pPr>
+        <w:spacing w:line="480" w:lineRule="auto"/>
+      </w:pPr>
+      <w:r>
+        <w:rPr>
+          <w:rFonts w:ascii="Times New Roman" w:hAnsi="Times New Roman"/>
+          <w:b w:val="0"/>
+          <w:i w:val="0"/>
+          <w:sz w:val="24"/>
+        </w:rPr>
+      </w:r>
+    </w:p>
+    <w:p>
+      <w:pPr>
+        <w:pStyle w:val="Heading2"/>
+      </w:pPr>
+      <w:r>
+        <w:rPr>
+          <w:rFonts w:ascii="Times New Roman" w:hAnsi="Times New Roman"/>
+          <w:color w:val="000000"/>
+        </w:rPr>
+        <w:t>RSM読者への潜在的影響 (Potential impact for RSM readers outside the authors' field)</w:t>
+      </w:r>
+    </w:p>
+    <w:p>
+      <w:pPr>
+        <w:spacing w:line="480" w:lineRule="auto"/>
+      </w:pPr>
+      <w:r>
+        <w:rPr>
+          <w:rFonts w:ascii="Times New Roman" w:hAnsi="Times New Roman"/>
+          <w:b w:val="0"/>
+          <w:i w:val="0"/>
+          <w:sz w:val="24"/>
+        </w:rPr>
+        <w:t>• 全分野のメタ解析研究者が、個票データや追加ソフトウェアなしに、Table 1データのみで任意の既刊RCTのICRを遡及的に算出可能。</w:t>
+      </w:r>
+    </w:p>
+    <w:p>
+      <w:pPr>
+        <w:spacing w:line="480" w:lineRule="auto"/>
+      </w:pPr>
+      <w:r>
+        <w:rPr>
+          <w:rFonts w:ascii="Times New Roman" w:hAnsi="Times New Roman"/>
+          <w:b w:val="0"/>
+          <w:i w:val="0"/>
+          <w:sz w:val="24"/>
+        </w:rPr>
+        <w:t>• Prism Forest Plotは、プールされる研究の情報構造の比較可能性を直感的に評価できる視覚的診断ツールとして、あらゆる系統的レビューに導入可能。</w:t>
+      </w:r>
+    </w:p>
+    <w:p>
+      <w:pPr>
+        <w:spacing w:line="480" w:lineRule="auto"/>
+      </w:pPr>
+      <w:r>
+        <w:rPr>
+          <w:rFonts w:ascii="Times New Roman" w:hAnsi="Times New Roman"/>
+          <w:b w:val="0"/>
+          <w:i w:val="0"/>
+          <w:sz w:val="24"/>
+        </w:rPr>
+        <w:t>• ICR discrepancyはエビデンス統合ガイドラインにおける研究比較可能性の新しい基準を提供し、GRADEの確実性評価やCochraneレビュープロトコルに情報を提供しうる。</w:t>
       </w:r>
     </w:p>
     <w:p>

--- a/icr_paper/ICR_paper_japanese.docx
+++ b/icr_paper/ICR_paper_japanese.docx
@@ -49,21 +49,6 @@
     <w:p>
       <w:pPr>
         <w:spacing w:line="480" w:lineRule="auto"/>
-        <w:jc w:val="center"/>
-      </w:pPr>
-      <w:r>
-        <w:rPr>
-          <w:rFonts w:ascii="Times New Roman" w:hAnsi="Times New Roman"/>
-          <w:b w:val="0"/>
-          <w:i/>
-          <w:sz w:val="24"/>
-        </w:rPr>
-        <w:t>Running head: LINKO: Information Contribution Ratio for Meta-Analysis Validity</w:t>
-      </w:r>
-    </w:p>
-    <w:p>
-      <w:pPr>
-        <w:spacing w:line="480" w:lineRule="auto"/>
       </w:pPr>
       <w:r>
         <w:rPr>
@@ -86,7 +71,7 @@
           <w:i w:val="0"/>
           <w:sz w:val="24"/>
         </w:rPr>
-        <w:t>大西達輝 [ORCID: https://orcid.org/XXXX-XXXX-XXXX-XXXX]</w:t>
+        <w:t>大西達輝</w:t>
       </w:r>
     </w:p>
     <w:p>
@@ -129,7 +114,7 @@
           <w:i w:val="0"/>
           <w:sz w:val="24"/>
         </w:rPr>
-        <w:t>責任著者: 大西達輝, [メールアドレス], ORCID: https://orcid.org/XXXX-XXXX-XXXX-XXXX</w:t>
+        <w:t>責任著者: 大西達輝, [メールアドレス]</w:t>
       </w:r>
     </w:p>
     <w:p>
@@ -159,26 +144,6 @@
           <w:b/>
           <w:sz w:val="24"/>
         </w:rPr>
-        <w:t xml:space="preserve">目的: </w:t>
-      </w:r>
-      <w:r>
-        <w:rPr>
-          <w:rFonts w:ascii="Times New Roman" w:hAnsi="Times New Roman"/>
-          <w:sz w:val="24"/>
-        </w:rPr>
-        <w:t>LINKO (Latent Information Normalization for Key Outcomes) フレームワークを導入し、メタ解析における各研究間でエンドポイント変数が同等の情報的重みを持つかを評価する診断指標としてInformation Contribution Ratio (ICR)を提案する。</w:t>
-      </w:r>
-    </w:p>
-    <w:p>
-      <w:pPr>
-        <w:spacing w:line="480" w:lineRule="auto"/>
-      </w:pPr>
-      <w:r>
-        <w:rPr>
-          <w:rFonts w:ascii="Times New Roman" w:hAnsi="Times New Roman"/>
-          <w:b/>
-          <w:sz w:val="24"/>
-        </w:rPr>
         <w:t xml:space="preserve">背景: </w:t>
       </w:r>
       <w:r>
@@ -186,7 +151,7 @@
           <w:rFonts w:ascii="Times New Roman" w:hAnsi="Times New Roman"/>
           <w:sz w:val="24"/>
         </w:rPr>
-        <w:t>メタ解析は複数のRCTの効果量をプールするが、各RCTは異なる数の変数を収集しており、エンドポイントが総情報空間に占める割合は研究間で大きく異なりうる。この構造的異質性はI²やτ²では捉えられない。</w:t>
+        <w:t>メタ解析は複数のRCTの効果量をプールするが、各RCTは異なる数の変数を収集しており、エンドポイントが総情報空間に占める割合は研究間で大きく異なりうる。この構造的異質性はI²やτ²では捉えられない。LINKO (Latent Information Normalization for Key Outcomes) フレームワークを導入し、メタ解析における各研究間でエンドポイント変数が同等の情報的重みを持つかを評価する診断指標としてInformation Contribution Ratio (ICR)を提案する。</w:t>
       </w:r>
     </w:p>
     <w:p>
@@ -270,219 +235,6 @@
       </w:r>
     </w:p>
     <w:p>
-      <w:pPr>
-        <w:spacing w:line="480" w:lineRule="auto"/>
-      </w:pPr>
-      <w:r>
-        <w:rPr>
-          <w:rFonts w:ascii="Times New Roman" w:hAnsi="Times New Roman"/>
-          <w:b/>
-          <w:sz w:val="24"/>
-        </w:rPr>
-        <w:t xml:space="preserve">Research Synthesis Keywords: </w:t>
-      </w:r>
-      <w:r>
-        <w:rPr>
-          <w:rFonts w:ascii="Times New Roman" w:hAnsi="Times New Roman"/>
-          <w:sz w:val="24"/>
-        </w:rPr>
-        <w:t>meta-analysis heterogeneity diagnostics; structural heterogeneity; individual participant data synthesis; novel visualization methods; simulation study</w:t>
-      </w:r>
-    </w:p>
-    <w:p>
-      <w:r>
-        <w:br w:type="page"/>
-      </w:r>
-    </w:p>
-    <w:p>
-      <w:pPr>
-        <w:pStyle w:val="Heading2"/>
-      </w:pPr>
-      <w:r>
-        <w:rPr>
-          <w:rFonts w:ascii="Times New Roman" w:hAnsi="Times New Roman"/>
-          <w:color w:val="000000"/>
-        </w:rPr>
-        <w:t>既知の知見 (What is already known)</w:t>
-      </w:r>
-    </w:p>
-    <w:p>
-      <w:pPr>
-        <w:spacing w:line="480" w:lineRule="auto"/>
-      </w:pPr>
-      <w:r>
-        <w:rPr>
-          <w:rFonts w:ascii="Times New Roman" w:hAnsi="Times New Roman"/>
-          <w:b w:val="0"/>
-          <w:i w:val="0"/>
-          <w:sz w:val="24"/>
-        </w:rPr>
-        <w:t>• メタ解析の異質性はI²およびτ²で評価され、研究間の統計的変動を捉える。</w:t>
-      </w:r>
-    </w:p>
-    <w:p>
-      <w:pPr>
-        <w:spacing w:line="480" w:lineRule="auto"/>
-      </w:pPr>
-      <w:r>
-        <w:rPr>
-          <w:rFonts w:ascii="Times New Roman" w:hAnsi="Times New Roman"/>
-          <w:b w:val="0"/>
-          <w:i w:val="0"/>
-          <w:sz w:val="24"/>
-        </w:rPr>
-        <w:t>• 異質性の源泉は臨床的、方法論的、統計的多様性に分類される。</w:t>
-      </w:r>
-    </w:p>
-    <w:p>
-      <w:pPr>
-        <w:spacing w:line="480" w:lineRule="auto"/>
-      </w:pPr>
-      <w:r>
-        <w:rPr>
-          <w:rFonts w:ascii="Times New Roman" w:hAnsi="Times New Roman"/>
-          <w:b w:val="0"/>
-          <w:i w:val="0"/>
-          <w:sz w:val="24"/>
-        </w:rPr>
-        <w:t>• RCT間で収集される変数の数や種類の違いは認識されているが、現行のメタ解析では正式に定量化されていない。</w:t>
-      </w:r>
-    </w:p>
-    <w:p>
-      <w:pPr>
-        <w:spacing w:line="480" w:lineRule="auto"/>
-      </w:pPr>
-      <w:r>
-        <w:rPr>
-          <w:rFonts w:ascii="Times New Roman" w:hAnsi="Times New Roman"/>
-          <w:b w:val="0"/>
-          <w:i w:val="0"/>
-          <w:sz w:val="24"/>
-        </w:rPr>
-      </w:r>
-    </w:p>
-    <w:p>
-      <w:pPr>
-        <w:pStyle w:val="Heading2"/>
-      </w:pPr>
-      <w:r>
-        <w:rPr>
-          <w:rFonts w:ascii="Times New Roman" w:hAnsi="Times New Roman"/>
-          <w:color w:val="000000"/>
-        </w:rPr>
-        <w:t>新規性 (What is new)</w:t>
-      </w:r>
-    </w:p>
-    <w:p>
-      <w:pPr>
-        <w:spacing w:line="480" w:lineRule="auto"/>
-      </w:pPr>
-      <w:r>
-        <w:rPr>
-          <w:rFonts w:ascii="Times New Roman" w:hAnsi="Times New Roman"/>
-          <w:b w:val="0"/>
-          <w:i w:val="0"/>
-          <w:sz w:val="24"/>
-        </w:rPr>
-        <w:t>• Information Contribution Ratio (ICR)を提案: 研究の総データ情報のうちエンドポイントが占める割合を、Table 1要約統計量から計算可能。</w:t>
-      </w:r>
-    </w:p>
-    <w:p>
-      <w:pPr>
-        <w:spacing w:line="480" w:lineRule="auto"/>
-      </w:pPr>
-      <w:r>
-        <w:rPr>
-          <w:rFonts w:ascii="Times New Roman" w:hAnsi="Times New Roman"/>
-          <w:b w:val="0"/>
-          <w:i w:val="0"/>
-          <w:sz w:val="24"/>
-        </w:rPr>
-        <w:t>• 個票データ用のPCAベースICRアプローチを導入: エンドポイントの完全な共分散構造を捉える。</w:t>
-      </w:r>
-    </w:p>
-    <w:p>
-      <w:pPr>
-        <w:spacing w:line="480" w:lineRule="auto"/>
-      </w:pPr>
-      <w:r>
-        <w:rPr>
-          <w:rFonts w:ascii="Times New Roman" w:hAnsi="Times New Roman"/>
-          <w:b w:val="0"/>
-          <w:i w:val="0"/>
-          <w:sz w:val="24"/>
-        </w:rPr>
-        <w:t>• Prism Forest Plotにより、ICRを色と点サイズで可視化し、構造的異質性を即座に識別可能。</w:t>
-      </w:r>
-    </w:p>
-    <w:p>
-      <w:pPr>
-        <w:spacing w:line="480" w:lineRule="auto"/>
-      </w:pPr>
-      <w:r>
-        <w:rPr>
-          <w:rFonts w:ascii="Times New Roman" w:hAnsi="Times New Roman"/>
-          <w:b w:val="0"/>
-          <w:i w:val="0"/>
-          <w:sz w:val="24"/>
-        </w:rPr>
-      </w:r>
-    </w:p>
-    <w:p>
-      <w:pPr>
-        <w:pStyle w:val="Heading2"/>
-      </w:pPr>
-      <w:r>
-        <w:rPr>
-          <w:rFonts w:ascii="Times New Roman" w:hAnsi="Times New Roman"/>
-          <w:color w:val="000000"/>
-        </w:rPr>
-        <w:t>RSM読者への潜在的影響 (Potential impact for RSM readers outside the authors' field)</w:t>
-      </w:r>
-    </w:p>
-    <w:p>
-      <w:pPr>
-        <w:spacing w:line="480" w:lineRule="auto"/>
-      </w:pPr>
-      <w:r>
-        <w:rPr>
-          <w:rFonts w:ascii="Times New Roman" w:hAnsi="Times New Roman"/>
-          <w:b w:val="0"/>
-          <w:i w:val="0"/>
-          <w:sz w:val="24"/>
-        </w:rPr>
-        <w:t>• 全分野のメタ解析研究者が、個票データや追加ソフトウェアなしに、Table 1データのみで任意の既刊RCTのICRを遡及的に算出可能。</w:t>
-      </w:r>
-    </w:p>
-    <w:p>
-      <w:pPr>
-        <w:spacing w:line="480" w:lineRule="auto"/>
-      </w:pPr>
-      <w:r>
-        <w:rPr>
-          <w:rFonts w:ascii="Times New Roman" w:hAnsi="Times New Roman"/>
-          <w:b w:val="0"/>
-          <w:i w:val="0"/>
-          <w:sz w:val="24"/>
-        </w:rPr>
-        <w:t>• Prism Forest Plotは、プールされる研究の情報構造の比較可能性を直感的に評価できる視覚的診断ツールとして、あらゆる系統的レビューに導入可能。</w:t>
-      </w:r>
-    </w:p>
-    <w:p>
-      <w:pPr>
-        <w:spacing w:line="480" w:lineRule="auto"/>
-      </w:pPr>
-      <w:r>
-        <w:rPr>
-          <w:rFonts w:ascii="Times New Roman" w:hAnsi="Times New Roman"/>
-          <w:b w:val="0"/>
-          <w:i w:val="0"/>
-          <w:sz w:val="24"/>
-        </w:rPr>
-        <w:t>• ICR discrepancyはエビデンス統合ガイドラインにおける研究比較可能性の新しい基準を提供し、GRADEの確実性評価やCochraneレビュープロトコルに情報を提供しうる。</w:t>
-      </w:r>
-    </w:p>
-    <w:p>
       <w:r>
         <w:br w:type="page"/>
       </w:r>
@@ -496,7 +248,7 @@
           <w:rFonts w:ascii="Times New Roman" w:hAnsi="Times New Roman"/>
           <w:color w:val="000000"/>
         </w:rPr>
-        <w:t>序論</w:t>
+        <w:t>背景</w:t>
       </w:r>
     </w:p>
     <w:p>
@@ -5063,7 +4815,7 @@
           <w:rFonts w:ascii="Times New Roman" w:hAnsi="Times New Roman"/>
           <w:color w:val="000000"/>
         </w:rPr>
-        <w:t>データ利用可能性声明</w:t>
+        <w:t>データおよび資料の利用可能性</w:t>
       </w:r>
     </w:p>
     <w:p>
@@ -5103,7 +4855,7 @@
           <w:i w:val="0"/>
           <w:sz w:val="24"/>
         </w:rPr>
-        <w:t>著者らは利益相反がないことを宣言する。</w:t>
+        <w:t>著者らは競合する利益がないことを宣言する。</w:t>
       </w:r>
     </w:p>
     <w:p>
@@ -5141,7 +4893,7 @@
           <w:rFonts w:ascii="Times New Roman" w:hAnsi="Times New Roman"/>
           <w:color w:val="000000"/>
         </w:rPr>
-        <w:t>著者の貢献 (CRediT Taxonomy)</w:t>
+        <w:t>著者の貢献</w:t>
       </w:r>
     </w:p>
     <w:p>
@@ -5155,7 +4907,7 @@
           <w:i w:val="0"/>
           <w:sz w:val="24"/>
         </w:rPr>
-        <w:t>[記入予定。例: 概念化: T.O.; 方法論: T.O.; ソフトウェア: T.O.; 形式分析: T.O.; 執筆 - 原稿: T.O.; 執筆 - 査読・編集: T.O.]</w:t>
+        <w:t>[記入予定]</w:t>
       </w:r>
     </w:p>
     <w:p>
